--- a/plugins/approval-excel/skills/instructions/references/실제 학교 품의문 유형별 예시.docx
+++ b/plugins/approval-excel/skills/instructions/references/실제 학교 품의문 유형별 예시.docx
@@ -1899,7 +1899,7 @@
           <w:sz w:val="24"/>
           <w:szCs w:val="24"/>
         </w:rPr>
-        <w:t>1. 관련: 가상문서-0001(2021. 5. 25..) 2020학년도 가상기관 교육과정 운영 계획(수정)</w:t>
+        <w:t>1. 관련: 가상문서-0001(2021. 5. 25.) 2020학년도 가상기관 교육과정 운영 계획(수정)</w:t>
       </w:r>
     </w:p>
     <w:p>
